--- a/6. Sound the Alarm Detection and Response/Document an incident with an incident handler's journal/Incident-handler-s-journal-.docx
+++ b/6. Sound the Alarm Detection and Response/Document an incident with an incident handler's journal/Incident-handler-s-journal-.docx
@@ -307,93 +307,16 @@
               <w:spacing w:line="360" w:lineRule="auto"/>
               <w:rPr>
                 <w:rFonts w:ascii="Google Sans" w:eastAsia="Google Sans" w:hAnsi="Google Sans" w:cs="Google Sans"/>
+                <w:b/>
+              </w:rPr>
+            </w:pPr>
+            <w:r>
+              <w:rPr>
+                <w:rFonts w:ascii="Google Sans" w:eastAsia="Google Sans" w:hAnsi="Google Sans" w:cs="Google Sans"/>
                 <w:color w:val="EE0000"/>
               </w:rPr>
-            </w:pPr>
-            <w:r>
-              <w:rPr>
-                <w:rFonts w:ascii="Google Sans" w:eastAsia="Google Sans" w:hAnsi="Google Sans" w:cs="Google Sans"/>
-                <w:color w:val="EE0000"/>
-              </w:rPr>
-              <w:t>Phishing Emails</w:t>
-            </w:r>
-          </w:p>
-          <w:p>
-            <w:pPr>
-              <w:widowControl w:val="0"/>
-              <w:spacing w:line="360" w:lineRule="auto"/>
-              <w:rPr>
-                <w:rFonts w:ascii="Google Sans" w:eastAsia="Google Sans" w:hAnsi="Google Sans" w:cs="Google Sans"/>
-                <w:color w:val="EE0000"/>
-              </w:rPr>
-            </w:pPr>
-            <w:r>
-              <w:rPr>
-                <w:rFonts w:ascii="Google Sans" w:eastAsia="Google Sans" w:hAnsi="Google Sans" w:cs="Google Sans"/>
-                <w:color w:val="EE0000"/>
-              </w:rPr>
-              <w:t>Malicious Attachment</w:t>
-            </w:r>
-          </w:p>
-          <w:p>
-            <w:pPr>
-              <w:widowControl w:val="0"/>
-              <w:spacing w:line="360" w:lineRule="auto"/>
-              <w:rPr>
-                <w:rFonts w:ascii="Google Sans" w:eastAsia="Google Sans" w:hAnsi="Google Sans" w:cs="Google Sans"/>
-                <w:color w:val="EE0000"/>
-              </w:rPr>
-            </w:pPr>
-            <w:r>
-              <w:rPr>
-                <w:rFonts w:ascii="Google Sans" w:eastAsia="Google Sans" w:hAnsi="Google Sans" w:cs="Google Sans"/>
-                <w:color w:val="EE0000"/>
-              </w:rPr>
-              <w:t>Malware</w:t>
-            </w:r>
-          </w:p>
-          <w:p>
-            <w:pPr>
-              <w:widowControl w:val="0"/>
-              <w:spacing w:line="360" w:lineRule="auto"/>
-              <w:rPr>
-                <w:rFonts w:ascii="Google Sans" w:eastAsia="Google Sans" w:hAnsi="Google Sans" w:cs="Google Sans"/>
-                <w:color w:val="EE0000"/>
-              </w:rPr>
-            </w:pPr>
-            <w:r>
-              <w:rPr>
-                <w:rFonts w:ascii="Google Sans" w:eastAsia="Google Sans" w:hAnsi="Google Sans" w:cs="Google Sans"/>
-                <w:color w:val="EE0000"/>
-              </w:rPr>
-              <w:t>Ransomware</w:t>
-            </w:r>
-          </w:p>
-          <w:p>
-            <w:pPr>
-              <w:widowControl w:val="0"/>
-              <w:spacing w:line="360" w:lineRule="auto"/>
-              <w:rPr>
-                <w:rFonts w:ascii="Google Sans" w:eastAsia="Google Sans" w:hAnsi="Google Sans" w:cs="Google Sans"/>
-                <w:b/>
-              </w:rPr>
-            </w:pPr>
-            <w:r>
-              <w:rPr>
-                <w:rFonts w:ascii="Google Sans" w:eastAsia="Google Sans" w:hAnsi="Google Sans" w:cs="Google Sans"/>
-                <w:color w:val="EE0000"/>
-              </w:rPr>
-              <w:t xml:space="preserve">File </w:t>
-            </w:r>
-            <w:proofErr w:type="spellStart"/>
-            <w:r>
-              <w:rPr>
-                <w:rFonts w:ascii="Google Sans" w:eastAsia="Google Sans" w:hAnsi="Google Sans" w:cs="Google Sans"/>
-                <w:color w:val="EE0000"/>
-              </w:rPr>
-              <w:t>encrytion</w:t>
-            </w:r>
-            <w:proofErr w:type="spellEnd"/>
+              <w:t>None.</w:t>
+            </w:r>
           </w:p>
         </w:tc>
       </w:tr>
@@ -486,14 +409,7 @@
                 <w:rFonts w:ascii="Google Sans" w:eastAsia="Google Sans" w:hAnsi="Google Sans" w:cs="Google Sans"/>
                 <w:color w:val="EE0000"/>
               </w:rPr>
-              <w:t>A</w:t>
-            </w:r>
-            <w:r>
-              <w:rPr>
-                <w:rFonts w:ascii="Google Sans" w:eastAsia="Google Sans" w:hAnsi="Google Sans" w:cs="Google Sans"/>
-                <w:color w:val="EE0000"/>
-              </w:rPr>
-              <w:t>n organized group of unethical hackers who are known to target organizations in healthcare and transportation industries</w:t>
+              <w:t>An organized group of unethical hackers who are known to target organizations in healthcare and transportation industries</w:t>
             </w:r>
             <w:r>
               <w:rPr>
@@ -545,15 +461,7 @@
                 <w:rFonts w:ascii="Google Sans" w:eastAsia="Google Sans" w:hAnsi="Google Sans" w:cs="Google Sans"/>
                 <w:color w:val="EE0000"/>
               </w:rPr>
-              <w:t xml:space="preserve">A ransomware attack occurred at the health care clinic. Attackers gained access to the company’s network through targeted phishing emails. After employees downloaded a malicious attachment, malware was installed, and ransomware was deployed. The ransomware encrypted critical files, including medical records, and displayed a ransom note demanding payment for a decryption key. Business </w:t>
-            </w:r>
-            <w:r>
-              <w:rPr>
-                <w:rFonts w:ascii="Google Sans" w:eastAsia="Google Sans" w:hAnsi="Google Sans" w:cs="Google Sans"/>
-                <w:color w:val="EE0000"/>
-              </w:rPr>
-              <w:lastRenderedPageBreak/>
-              <w:t>operations were disrupted because employees could no longer access necessary systems and data.</w:t>
+              <w:t>A ransomware attack occurred at the health care clinic. Attackers gained access to the company’s network through targeted phishing emails. After employees downloaded a malicious attachment, malware was installed, and ransomware was deployed. The ransomware encrypted critical files, including medical records, and displayed a ransom note demanding payment for a decryption key. Business operations were disrupted because employees could no longer access necessary systems and data.</w:t>
             </w:r>
           </w:p>
           <w:p>
@@ -619,6 +527,7 @@
                 <w:b/>
                 <w:color w:val="434343"/>
               </w:rPr>
+              <w:lastRenderedPageBreak/>
               <w:t>Where</w:t>
             </w:r>
             <w:r>
@@ -796,6 +705,23 @@
                 <w:color w:val="434343"/>
               </w:rPr>
               <w:t>Questions</w:t>
+            </w:r>
+          </w:p>
+          <w:p>
+            <w:pPr>
+              <w:widowControl w:val="0"/>
+              <w:spacing w:line="360" w:lineRule="auto"/>
+              <w:rPr>
+                <w:rFonts w:ascii="Google Sans" w:eastAsia="Google Sans" w:hAnsi="Google Sans" w:cs="Google Sans"/>
+                <w:color w:val="EE0000"/>
+              </w:rPr>
+            </w:pPr>
+            <w:r>
+              <w:rPr>
+                <w:rFonts w:ascii="Google Sans" w:eastAsia="Google Sans" w:hAnsi="Google Sans" w:cs="Google Sans"/>
+                <w:color w:val="EE0000"/>
+              </w:rPr>
+              <w:t>Should the clinic pay the ransom?</w:t>
             </w:r>
           </w:p>
           <w:p>
@@ -1014,30 +940,37 @@
                 <w:rFonts w:ascii="Google Sans" w:eastAsia="Google Sans" w:hAnsi="Google Sans" w:cs="Google Sans"/>
                 <w:b/>
               </w:rPr>
+              <w:t>Date:</w:t>
+            </w:r>
+            <w:r>
+              <w:rPr>
+                <w:rFonts w:ascii="Google Sans" w:eastAsia="Google Sans" w:hAnsi="Google Sans" w:cs="Google Sans"/>
+              </w:rPr>
+              <w:t xml:space="preserve"> </w:t>
+            </w:r>
+          </w:p>
+          <w:p>
+            <w:pPr>
+              <w:widowControl w:val="0"/>
+              <w:spacing w:line="360" w:lineRule="auto"/>
+              <w:rPr>
+                <w:rFonts w:ascii="Google Sans" w:eastAsia="Google Sans" w:hAnsi="Google Sans" w:cs="Google Sans"/>
+              </w:rPr>
+            </w:pPr>
+            <w:r>
+              <w:rPr>
+                <w:rFonts w:ascii="Google Sans" w:eastAsia="Google Sans" w:hAnsi="Google Sans" w:cs="Google Sans"/>
+                <w:color w:val="434343"/>
+              </w:rPr>
+              <w:t xml:space="preserve">Record the date of the journal </w:t>
+            </w:r>
+            <w:r>
+              <w:rPr>
+                <w:rFonts w:ascii="Google Sans" w:eastAsia="Google Sans" w:hAnsi="Google Sans" w:cs="Google Sans"/>
+                <w:color w:val="434343"/>
+              </w:rPr>
               <w:lastRenderedPageBreak/>
-              <w:t>Date:</w:t>
-            </w:r>
-            <w:r>
-              <w:rPr>
-                <w:rFonts w:ascii="Google Sans" w:eastAsia="Google Sans" w:hAnsi="Google Sans" w:cs="Google Sans"/>
-              </w:rPr>
-              <w:t xml:space="preserve"> </w:t>
-            </w:r>
-          </w:p>
-          <w:p>
-            <w:pPr>
-              <w:widowControl w:val="0"/>
-              <w:spacing w:line="360" w:lineRule="auto"/>
-              <w:rPr>
-                <w:rFonts w:ascii="Google Sans" w:eastAsia="Google Sans" w:hAnsi="Google Sans" w:cs="Google Sans"/>
-              </w:rPr>
-            </w:pPr>
-            <w:r>
-              <w:rPr>
-                <w:rFonts w:ascii="Google Sans" w:eastAsia="Google Sans" w:hAnsi="Google Sans" w:cs="Google Sans"/>
-                <w:color w:val="434343"/>
-              </w:rPr>
-              <w:t>Record the date of the journal entry.</w:t>
+              <w:t>entry.</w:t>
             </w:r>
           </w:p>
         </w:tc>
@@ -1065,6 +998,7 @@
                 <w:rFonts w:ascii="Google Sans" w:eastAsia="Google Sans" w:hAnsi="Google Sans" w:cs="Google Sans"/>
                 <w:b/>
               </w:rPr>
+              <w:lastRenderedPageBreak/>
               <w:t>Entry:</w:t>
             </w:r>
           </w:p>
@@ -1928,7 +1862,6 @@
                 <w:b/>
                 <w:color w:val="434343"/>
               </w:rPr>
-              <w:lastRenderedPageBreak/>
               <w:t>When</w:t>
             </w:r>
             <w:r>
@@ -2710,30 +2643,37 @@
                 <w:rFonts w:ascii="Google Sans" w:eastAsia="Google Sans" w:hAnsi="Google Sans" w:cs="Google Sans"/>
                 <w:b/>
               </w:rPr>
+              <w:t>Date:</w:t>
+            </w:r>
+            <w:r>
+              <w:rPr>
+                <w:rFonts w:ascii="Google Sans" w:eastAsia="Google Sans" w:hAnsi="Google Sans" w:cs="Google Sans"/>
+              </w:rPr>
+              <w:t xml:space="preserve"> </w:t>
+            </w:r>
+          </w:p>
+          <w:p>
+            <w:pPr>
+              <w:widowControl w:val="0"/>
+              <w:spacing w:line="360" w:lineRule="auto"/>
+              <w:rPr>
+                <w:rFonts w:ascii="Google Sans" w:eastAsia="Google Sans" w:hAnsi="Google Sans" w:cs="Google Sans"/>
+              </w:rPr>
+            </w:pPr>
+            <w:r>
+              <w:rPr>
+                <w:rFonts w:ascii="Google Sans" w:eastAsia="Google Sans" w:hAnsi="Google Sans" w:cs="Google Sans"/>
+                <w:color w:val="434343"/>
+              </w:rPr>
+              <w:t xml:space="preserve">Record the date of the journal </w:t>
+            </w:r>
+            <w:r>
+              <w:rPr>
+                <w:rFonts w:ascii="Google Sans" w:eastAsia="Google Sans" w:hAnsi="Google Sans" w:cs="Google Sans"/>
+                <w:color w:val="434343"/>
+              </w:rPr>
               <w:lastRenderedPageBreak/>
-              <w:t>Date:</w:t>
-            </w:r>
-            <w:r>
-              <w:rPr>
-                <w:rFonts w:ascii="Google Sans" w:eastAsia="Google Sans" w:hAnsi="Google Sans" w:cs="Google Sans"/>
-              </w:rPr>
-              <w:t xml:space="preserve"> </w:t>
-            </w:r>
-          </w:p>
-          <w:p>
-            <w:pPr>
-              <w:widowControl w:val="0"/>
-              <w:spacing w:line="360" w:lineRule="auto"/>
-              <w:rPr>
-                <w:rFonts w:ascii="Google Sans" w:eastAsia="Google Sans" w:hAnsi="Google Sans" w:cs="Google Sans"/>
-              </w:rPr>
-            </w:pPr>
-            <w:r>
-              <w:rPr>
-                <w:rFonts w:ascii="Google Sans" w:eastAsia="Google Sans" w:hAnsi="Google Sans" w:cs="Google Sans"/>
-                <w:color w:val="434343"/>
-              </w:rPr>
-              <w:t>Record the date of the journal entry.</w:t>
+              <w:t>entry.</w:t>
             </w:r>
           </w:p>
         </w:tc>
@@ -2761,6 +2701,7 @@
                 <w:rFonts w:ascii="Google Sans" w:eastAsia="Google Sans" w:hAnsi="Google Sans" w:cs="Google Sans"/>
                 <w:b/>
               </w:rPr>
+              <w:lastRenderedPageBreak/>
               <w:t>Entry:</w:t>
             </w:r>
           </w:p>
@@ -3624,7 +3565,6 @@
                 <w:b/>
                 <w:color w:val="434343"/>
               </w:rPr>
-              <w:lastRenderedPageBreak/>
               <w:t>When</w:t>
             </w:r>
             <w:r>
@@ -4654,6 +4594,7 @@
   <w:style w:type="character" w:default="1" w:styleId="DefaultParagraphFont">
     <w:name w:val="Default Paragraph Font"/>
     <w:uiPriority w:val="1"/>
+    <w:semiHidden/>
     <w:unhideWhenUsed/>
   </w:style>
   <w:style w:type="table" w:default="1" w:styleId="TableNormal">
